--- a/INCREMENTO2/Documentos/Commits GITHUB.docx
+++ b/INCREMENTO2/Documentos/Commits GITHUB.docx
@@ -190,13 +190,8 @@
         <w:ind w:firstLine="0"/>
         <w:jc w:val="center"/>
       </w:pPr>
-      <w:proofErr w:type="spellStart"/>
-      <w:r>
-        <w:t>Addán</w:t>
-      </w:r>
-      <w:proofErr w:type="spellEnd"/>
-      <w:r>
-        <w:t xml:space="preserve"> Ignacio Sáez Rodríguez</w:t>
+      <w:r>
+        <w:t>Addán Ignacio Sáez Rodríguez</w:t>
       </w:r>
     </w:p>
     <w:p>
@@ -216,13 +211,8 @@
         <w:jc w:val="center"/>
       </w:pPr>
       <w:r>
-        <w:t xml:space="preserve">Catalina Vidal </w:t>
-      </w:r>
-      <w:proofErr w:type="spellStart"/>
-      <w:r>
-        <w:t>Gallardo</w:t>
-      </w:r>
-      <w:proofErr w:type="spellEnd"/>
+        <w:t>Catalina Vidal Gallardo</w:t>
+      </w:r>
     </w:p>
     <w:p>
       <w:pPr>
@@ -267,15 +257,7 @@
         <w:jc w:val="center"/>
       </w:pPr>
       <w:r>
-        <w:t xml:space="preserve">Paulo Luis Francisco </w:t>
-      </w:r>
-      <w:proofErr w:type="spellStart"/>
-      <w:r>
-        <w:t>Quinsacara</w:t>
-      </w:r>
-      <w:proofErr w:type="spellEnd"/>
-      <w:r>
-        <w:t xml:space="preserve"> Jofré</w:t>
+        <w:t>Paulo Luis Francisco Quinsacara Jofré</w:t>
       </w:r>
     </w:p>
     <w:p>
@@ -334,22 +316,9 @@
       </w:pPr>
     </w:p>
     <w:p>
-      <w:proofErr w:type="spellStart"/>
       <w:r>
         <w:lastRenderedPageBreak/>
-        <w:t>Exotikoo</w:t>
-      </w:r>
-      <w:proofErr w:type="spellEnd"/>
-      <w:r>
-        <w:t xml:space="preserve"> ( </w:t>
-      </w:r>
-      <w:proofErr w:type="spellStart"/>
-      <w:r>
-        <w:t>Addán</w:t>
-      </w:r>
-      <w:proofErr w:type="spellEnd"/>
-      <w:r>
-        <w:t xml:space="preserve"> Ignacio Sáez Rodríguez)</w:t>
+        <w:t>Exotikoo ( Addán Ignacio Sáez Rodríguez)</w:t>
       </w:r>
     </w:p>
     <w:p>
@@ -385,7 +354,6 @@
     </w:p>
     <w:p>
       <w:hyperlink r:id="rId6" w:history="1">
-        <w:proofErr w:type="spellStart"/>
         <w:r>
           <w:rPr>
             <w:rStyle w:val="Hipervnculo"/>
@@ -394,7 +362,6 @@
           </w:rPr>
           <w:t>Pastlidyfelixx</w:t>
         </w:r>
-        <w:proofErr w:type="spellEnd"/>
       </w:hyperlink>
       <w:r>
         <w:t xml:space="preserve"> (</w:t>
@@ -408,7 +375,6 @@
     </w:p>
     <w:p>
       <w:hyperlink r:id="rId7" w:history="1">
-        <w:proofErr w:type="spellStart"/>
         <w:r>
           <w:rPr>
             <w:rStyle w:val="Hipervnculo"/>
@@ -417,7 +383,6 @@
           </w:rPr>
           <w:t>ElJamiin</w:t>
         </w:r>
-        <w:proofErr w:type="spellEnd"/>
       </w:hyperlink>
       <w:r>
         <w:rPr>
@@ -438,7 +403,6 @@
         <w:ind w:firstLine="708"/>
       </w:pPr>
       <w:hyperlink r:id="rId8" w:history="1">
-        <w:proofErr w:type="spellStart"/>
         <w:r>
           <w:rPr>
             <w:rStyle w:val="Hipervnculo"/>
@@ -446,7 +410,6 @@
           </w:rPr>
           <w:t>catavidal</w:t>
         </w:r>
-        <w:proofErr w:type="spellEnd"/>
       </w:hyperlink>
       <w:r>
         <w:rPr>
@@ -455,18 +418,7 @@
         <w:t xml:space="preserve">  </w:t>
       </w:r>
       <w:r>
-        <w:t>(</w:t>
-      </w:r>
-      <w:r>
-        <w:t xml:space="preserve">Catalina Vidal </w:t>
-      </w:r>
-      <w:proofErr w:type="spellStart"/>
-      <w:r>
-        <w:t>Gallardo</w:t>
-      </w:r>
-      <w:proofErr w:type="spellEnd"/>
-      <w:r>
-        <w:t>)</w:t>
+        <w:t>(Catalina Vidal Gallardo)</w:t>
       </w:r>
     </w:p>
     <w:p>
@@ -479,15 +431,7 @@
     <w:p/>
     <w:p>
       <w:r>
-        <w:t xml:space="preserve">Se cargan los </w:t>
-      </w:r>
-      <w:proofErr w:type="spellStart"/>
-      <w:r>
-        <w:t>commits</w:t>
-      </w:r>
-      <w:proofErr w:type="spellEnd"/>
-      <w:r>
-        <w:t xml:space="preserve"> del proyecto en la siguiente imagen que forma parte del primer incremento scrum++.</w:t>
+        <w:t>Se cargan los commits del proyecto en la siguiente imagen que forma parte del primer incremento scrum++.</w:t>
       </w:r>
     </w:p>
     <w:p>
@@ -509,6 +453,407 @@
         <w:ind w:firstLine="0"/>
         <w:jc w:val="left"/>
       </w:pPr>
+      <w:r>
+        <w:rPr>
+          <w:noProof/>
+          <w14:ligatures w14:val="standardContextual"/>
+        </w:rPr>
+        <w:drawing>
+          <wp:inline distT="0" distB="0" distL="0" distR="0" wp14:anchorId="7F312B52" wp14:editId="33B1E572">
+            <wp:extent cx="5612130" cy="4246880"/>
+            <wp:effectExtent l="0" t="0" r="7620" b="1270"/>
+            <wp:docPr id="1791808455" name="Imagen 1" descr="Texto&#10;&#10;El contenido generado por IA puede ser incorrecto."/>
+            <wp:cNvGraphicFramePr>
+              <a:graphicFrameLocks xmlns:a="http://schemas.openxmlformats.org/drawingml/2006/main" noChangeAspect="1"/>
+            </wp:cNvGraphicFramePr>
+            <a:graphic xmlns:a="http://schemas.openxmlformats.org/drawingml/2006/main">
+              <a:graphicData uri="http://schemas.openxmlformats.org/drawingml/2006/picture">
+                <pic:pic xmlns:pic="http://schemas.openxmlformats.org/drawingml/2006/picture">
+                  <pic:nvPicPr>
+                    <pic:cNvPr id="1791808455" name="Imagen 1" descr="Texto&#10;&#10;El contenido generado por IA puede ser incorrecto."/>
+                    <pic:cNvPicPr/>
+                  </pic:nvPicPr>
+                  <pic:blipFill>
+                    <a:blip r:embed="rId9"/>
+                    <a:stretch>
+                      <a:fillRect/>
+                    </a:stretch>
+                  </pic:blipFill>
+                  <pic:spPr>
+                    <a:xfrm>
+                      <a:off x="0" y="0"/>
+                      <a:ext cx="5612130" cy="4246880"/>
+                    </a:xfrm>
+                    <a:prstGeom prst="rect">
+                      <a:avLst/>
+                    </a:prstGeom>
+                  </pic:spPr>
+                </pic:pic>
+              </a:graphicData>
+            </a:graphic>
+          </wp:inline>
+        </w:drawing>
+      </w:r>
+    </w:p>
+    <w:p>
+      <w:pPr>
+        <w:pStyle w:val="Sinespaciado"/>
+        <w:ind w:firstLine="0"/>
+        <w:jc w:val="left"/>
+      </w:pPr>
+      <w:r>
+        <w:rPr>
+          <w:noProof/>
+          <w14:ligatures w14:val="standardContextual"/>
+        </w:rPr>
+        <w:lastRenderedPageBreak/>
+        <w:drawing>
+          <wp:inline distT="0" distB="0" distL="0" distR="0" wp14:anchorId="5CF42EA4" wp14:editId="70782CA5">
+            <wp:extent cx="5612130" cy="4436745"/>
+            <wp:effectExtent l="0" t="0" r="7620" b="1905"/>
+            <wp:docPr id="1663785693" name="Imagen 1" descr="Captura de pantalla de computadora&#10;&#10;El contenido generado por IA puede ser incorrecto."/>
+            <wp:cNvGraphicFramePr>
+              <a:graphicFrameLocks xmlns:a="http://schemas.openxmlformats.org/drawingml/2006/main" noChangeAspect="1"/>
+            </wp:cNvGraphicFramePr>
+            <a:graphic xmlns:a="http://schemas.openxmlformats.org/drawingml/2006/main">
+              <a:graphicData uri="http://schemas.openxmlformats.org/drawingml/2006/picture">
+                <pic:pic xmlns:pic="http://schemas.openxmlformats.org/drawingml/2006/picture">
+                  <pic:nvPicPr>
+                    <pic:cNvPr id="1663785693" name="Imagen 1" descr="Captura de pantalla de computadora&#10;&#10;El contenido generado por IA puede ser incorrecto."/>
+                    <pic:cNvPicPr/>
+                  </pic:nvPicPr>
+                  <pic:blipFill>
+                    <a:blip r:embed="rId10"/>
+                    <a:stretch>
+                      <a:fillRect/>
+                    </a:stretch>
+                  </pic:blipFill>
+                  <pic:spPr>
+                    <a:xfrm>
+                      <a:off x="0" y="0"/>
+                      <a:ext cx="5612130" cy="4436745"/>
+                    </a:xfrm>
+                    <a:prstGeom prst="rect">
+                      <a:avLst/>
+                    </a:prstGeom>
+                  </pic:spPr>
+                </pic:pic>
+              </a:graphicData>
+            </a:graphic>
+          </wp:inline>
+        </w:drawing>
+      </w:r>
+    </w:p>
+    <w:p>
+      <w:pPr>
+        <w:pStyle w:val="Sinespaciado"/>
+        <w:ind w:firstLine="0"/>
+        <w:jc w:val="left"/>
+      </w:pPr>
+    </w:p>
+    <w:p>
+      <w:pPr>
+        <w:pStyle w:val="Sinespaciado"/>
+        <w:ind w:firstLine="0"/>
+        <w:jc w:val="left"/>
+      </w:pPr>
+      <w:r>
+        <w:rPr>
+          <w:noProof/>
+          <w14:ligatures w14:val="standardContextual"/>
+        </w:rPr>
+        <w:drawing>
+          <wp:inline distT="0" distB="0" distL="0" distR="0" wp14:anchorId="3D0BBEA4" wp14:editId="673E2E06">
+            <wp:extent cx="5612130" cy="2442845"/>
+            <wp:effectExtent l="0" t="0" r="7620" b="0"/>
+            <wp:docPr id="184550844" name="Imagen 1" descr="Captura de pantalla con la imagen de una pantalla&#10;&#10;El contenido generado por IA puede ser incorrecto."/>
+            <wp:cNvGraphicFramePr>
+              <a:graphicFrameLocks xmlns:a="http://schemas.openxmlformats.org/drawingml/2006/main" noChangeAspect="1"/>
+            </wp:cNvGraphicFramePr>
+            <a:graphic xmlns:a="http://schemas.openxmlformats.org/drawingml/2006/main">
+              <a:graphicData uri="http://schemas.openxmlformats.org/drawingml/2006/picture">
+                <pic:pic xmlns:pic="http://schemas.openxmlformats.org/drawingml/2006/picture">
+                  <pic:nvPicPr>
+                    <pic:cNvPr id="184550844" name="Imagen 1" descr="Captura de pantalla con la imagen de una pantalla&#10;&#10;El contenido generado por IA puede ser incorrecto."/>
+                    <pic:cNvPicPr/>
+                  </pic:nvPicPr>
+                  <pic:blipFill>
+                    <a:blip r:embed="rId11"/>
+                    <a:stretch>
+                      <a:fillRect/>
+                    </a:stretch>
+                  </pic:blipFill>
+                  <pic:spPr>
+                    <a:xfrm>
+                      <a:off x="0" y="0"/>
+                      <a:ext cx="5612130" cy="2442845"/>
+                    </a:xfrm>
+                    <a:prstGeom prst="rect">
+                      <a:avLst/>
+                    </a:prstGeom>
+                  </pic:spPr>
+                </pic:pic>
+              </a:graphicData>
+            </a:graphic>
+          </wp:inline>
+        </w:drawing>
+      </w:r>
+    </w:p>
+    <w:p>
+      <w:pPr>
+        <w:pStyle w:val="Sinespaciado"/>
+        <w:ind w:firstLine="0"/>
+        <w:jc w:val="left"/>
+      </w:pPr>
+      <w:r>
+        <w:rPr>
+          <w:noProof/>
+          <w14:ligatures w14:val="standardContextual"/>
+        </w:rPr>
+        <w:lastRenderedPageBreak/>
+        <w:drawing>
+          <wp:inline distT="0" distB="0" distL="0" distR="0" wp14:anchorId="3577FA9A" wp14:editId="0F841F7D">
+            <wp:extent cx="5612130" cy="3783965"/>
+            <wp:effectExtent l="0" t="0" r="7620" b="6985"/>
+            <wp:docPr id="124634297" name="Imagen 1" descr="Captura de pantalla de computadora&#10;&#10;El contenido generado por IA puede ser incorrecto."/>
+            <wp:cNvGraphicFramePr>
+              <a:graphicFrameLocks xmlns:a="http://schemas.openxmlformats.org/drawingml/2006/main" noChangeAspect="1"/>
+            </wp:cNvGraphicFramePr>
+            <a:graphic xmlns:a="http://schemas.openxmlformats.org/drawingml/2006/main">
+              <a:graphicData uri="http://schemas.openxmlformats.org/drawingml/2006/picture">
+                <pic:pic xmlns:pic="http://schemas.openxmlformats.org/drawingml/2006/picture">
+                  <pic:nvPicPr>
+                    <pic:cNvPr id="124634297" name="Imagen 1" descr="Captura de pantalla de computadora&#10;&#10;El contenido generado por IA puede ser incorrecto."/>
+                    <pic:cNvPicPr/>
+                  </pic:nvPicPr>
+                  <pic:blipFill>
+                    <a:blip r:embed="rId12"/>
+                    <a:stretch>
+                      <a:fillRect/>
+                    </a:stretch>
+                  </pic:blipFill>
+                  <pic:spPr>
+                    <a:xfrm>
+                      <a:off x="0" y="0"/>
+                      <a:ext cx="5612130" cy="3783965"/>
+                    </a:xfrm>
+                    <a:prstGeom prst="rect">
+                      <a:avLst/>
+                    </a:prstGeom>
+                  </pic:spPr>
+                </pic:pic>
+              </a:graphicData>
+            </a:graphic>
+          </wp:inline>
+        </w:drawing>
+      </w:r>
+    </w:p>
+    <w:p>
+      <w:pPr>
+        <w:pStyle w:val="Sinespaciado"/>
+        <w:ind w:firstLine="0"/>
+        <w:jc w:val="left"/>
+      </w:pPr>
+      <w:r>
+        <w:rPr>
+          <w:noProof/>
+          <w14:ligatures w14:val="standardContextual"/>
+        </w:rPr>
+        <w:drawing>
+          <wp:inline distT="0" distB="0" distL="0" distR="0" wp14:anchorId="73E4ADF6" wp14:editId="493FC44E">
+            <wp:extent cx="5612130" cy="4129405"/>
+            <wp:effectExtent l="0" t="0" r="7620" b="4445"/>
+            <wp:docPr id="1255171564" name="Imagen 1" descr="Pantalla de computadora con fondo negro&#10;&#10;El contenido generado por IA puede ser incorrecto."/>
+            <wp:cNvGraphicFramePr>
+              <a:graphicFrameLocks xmlns:a="http://schemas.openxmlformats.org/drawingml/2006/main" noChangeAspect="1"/>
+            </wp:cNvGraphicFramePr>
+            <a:graphic xmlns:a="http://schemas.openxmlformats.org/drawingml/2006/main">
+              <a:graphicData uri="http://schemas.openxmlformats.org/drawingml/2006/picture">
+                <pic:pic xmlns:pic="http://schemas.openxmlformats.org/drawingml/2006/picture">
+                  <pic:nvPicPr>
+                    <pic:cNvPr id="1255171564" name="Imagen 1" descr="Pantalla de computadora con fondo negro&#10;&#10;El contenido generado por IA puede ser incorrecto."/>
+                    <pic:cNvPicPr/>
+                  </pic:nvPicPr>
+                  <pic:blipFill>
+                    <a:blip r:embed="rId13"/>
+                    <a:stretch>
+                      <a:fillRect/>
+                    </a:stretch>
+                  </pic:blipFill>
+                  <pic:spPr>
+                    <a:xfrm>
+                      <a:off x="0" y="0"/>
+                      <a:ext cx="5612130" cy="4129405"/>
+                    </a:xfrm>
+                    <a:prstGeom prst="rect">
+                      <a:avLst/>
+                    </a:prstGeom>
+                  </pic:spPr>
+                </pic:pic>
+              </a:graphicData>
+            </a:graphic>
+          </wp:inline>
+        </w:drawing>
+      </w:r>
+    </w:p>
+    <w:p>
+      <w:pPr>
+        <w:pStyle w:val="Sinespaciado"/>
+        <w:ind w:firstLine="0"/>
+        <w:jc w:val="left"/>
+      </w:pPr>
+    </w:p>
+    <w:p>
+      <w:pPr>
+        <w:pStyle w:val="Sinespaciado"/>
+        <w:ind w:firstLine="0"/>
+        <w:jc w:val="left"/>
+      </w:pPr>
+    </w:p>
+    <w:p>
+      <w:pPr>
+        <w:pStyle w:val="Sinespaciado"/>
+        <w:ind w:firstLine="0"/>
+        <w:jc w:val="left"/>
+      </w:pPr>
+      <w:r>
+        <w:rPr>
+          <w:noProof/>
+          <w14:ligatures w14:val="standardContextual"/>
+        </w:rPr>
+        <w:drawing>
+          <wp:inline distT="0" distB="0" distL="0" distR="0" wp14:anchorId="714CBF89" wp14:editId="0D8258F3">
+            <wp:extent cx="5612130" cy="4889500"/>
+            <wp:effectExtent l="0" t="0" r="7620" b="6350"/>
+            <wp:docPr id="425118604" name="Imagen 1" descr="Pantalla de computadora con letras&#10;&#10;El contenido generado por IA puede ser incorrecto."/>
+            <wp:cNvGraphicFramePr>
+              <a:graphicFrameLocks xmlns:a="http://schemas.openxmlformats.org/drawingml/2006/main" noChangeAspect="1"/>
+            </wp:cNvGraphicFramePr>
+            <a:graphic xmlns:a="http://schemas.openxmlformats.org/drawingml/2006/main">
+              <a:graphicData uri="http://schemas.openxmlformats.org/drawingml/2006/picture">
+                <pic:pic xmlns:pic="http://schemas.openxmlformats.org/drawingml/2006/picture">
+                  <pic:nvPicPr>
+                    <pic:cNvPr id="425118604" name="Imagen 1" descr="Pantalla de computadora con letras&#10;&#10;El contenido generado por IA puede ser incorrecto."/>
+                    <pic:cNvPicPr/>
+                  </pic:nvPicPr>
+                  <pic:blipFill>
+                    <a:blip r:embed="rId14"/>
+                    <a:stretch>
+                      <a:fillRect/>
+                    </a:stretch>
+                  </pic:blipFill>
+                  <pic:spPr>
+                    <a:xfrm>
+                      <a:off x="0" y="0"/>
+                      <a:ext cx="5612130" cy="4889500"/>
+                    </a:xfrm>
+                    <a:prstGeom prst="rect">
+                      <a:avLst/>
+                    </a:prstGeom>
+                  </pic:spPr>
+                </pic:pic>
+              </a:graphicData>
+            </a:graphic>
+          </wp:inline>
+        </w:drawing>
+      </w:r>
+    </w:p>
+    <w:p>
+      <w:pPr>
+        <w:pStyle w:val="Sinespaciado"/>
+        <w:ind w:firstLine="0"/>
+        <w:jc w:val="left"/>
+      </w:pPr>
+      <w:r>
+        <w:rPr>
+          <w:noProof/>
+          <w14:ligatures w14:val="standardContextual"/>
+        </w:rPr>
+        <w:drawing>
+          <wp:inline distT="0" distB="0" distL="0" distR="0" wp14:anchorId="29A0AF12" wp14:editId="787E169A">
+            <wp:extent cx="5612130" cy="3071495"/>
+            <wp:effectExtent l="0" t="0" r="7620" b="0"/>
+            <wp:docPr id="31283462" name="Imagen 1" descr="Captura de pantalla de un videojuego&#10;&#10;El contenido generado por IA puede ser incorrecto."/>
+            <wp:cNvGraphicFramePr>
+              <a:graphicFrameLocks xmlns:a="http://schemas.openxmlformats.org/drawingml/2006/main" noChangeAspect="1"/>
+            </wp:cNvGraphicFramePr>
+            <a:graphic xmlns:a="http://schemas.openxmlformats.org/drawingml/2006/main">
+              <a:graphicData uri="http://schemas.openxmlformats.org/drawingml/2006/picture">
+                <pic:pic xmlns:pic="http://schemas.openxmlformats.org/drawingml/2006/picture">
+                  <pic:nvPicPr>
+                    <pic:cNvPr id="31283462" name="Imagen 1" descr="Captura de pantalla de un videojuego&#10;&#10;El contenido generado por IA puede ser incorrecto."/>
+                    <pic:cNvPicPr/>
+                  </pic:nvPicPr>
+                  <pic:blipFill>
+                    <a:blip r:embed="rId15"/>
+                    <a:stretch>
+                      <a:fillRect/>
+                    </a:stretch>
+                  </pic:blipFill>
+                  <pic:spPr>
+                    <a:xfrm>
+                      <a:off x="0" y="0"/>
+                      <a:ext cx="5612130" cy="3071495"/>
+                    </a:xfrm>
+                    <a:prstGeom prst="rect">
+                      <a:avLst/>
+                    </a:prstGeom>
+                  </pic:spPr>
+                </pic:pic>
+              </a:graphicData>
+            </a:graphic>
+          </wp:inline>
+        </w:drawing>
+      </w:r>
+    </w:p>
+    <w:p>
+      <w:pPr>
+        <w:pStyle w:val="Sinespaciado"/>
+        <w:ind w:firstLine="0"/>
+        <w:jc w:val="left"/>
+      </w:pPr>
+      <w:r>
+        <w:rPr>
+          <w:noProof/>
+          <w14:ligatures w14:val="standardContextual"/>
+        </w:rPr>
+        <w:lastRenderedPageBreak/>
+        <w:drawing>
+          <wp:inline distT="0" distB="0" distL="0" distR="0" wp14:anchorId="670328E6" wp14:editId="18E19B26">
+            <wp:extent cx="5612130" cy="5182870"/>
+            <wp:effectExtent l="0" t="0" r="7620" b="0"/>
+            <wp:docPr id="1089404497" name="Imagen 1" descr="Pantalla de computadora con letras&#10;&#10;El contenido generado por IA puede ser incorrecto."/>
+            <wp:cNvGraphicFramePr>
+              <a:graphicFrameLocks xmlns:a="http://schemas.openxmlformats.org/drawingml/2006/main" noChangeAspect="1"/>
+            </wp:cNvGraphicFramePr>
+            <a:graphic xmlns:a="http://schemas.openxmlformats.org/drawingml/2006/main">
+              <a:graphicData uri="http://schemas.openxmlformats.org/drawingml/2006/picture">
+                <pic:pic xmlns:pic="http://schemas.openxmlformats.org/drawingml/2006/picture">
+                  <pic:nvPicPr>
+                    <pic:cNvPr id="1089404497" name="Imagen 1" descr="Pantalla de computadora con letras&#10;&#10;El contenido generado por IA puede ser incorrecto."/>
+                    <pic:cNvPicPr/>
+                  </pic:nvPicPr>
+                  <pic:blipFill>
+                    <a:blip r:embed="rId16"/>
+                    <a:stretch>
+                      <a:fillRect/>
+                    </a:stretch>
+                  </pic:blipFill>
+                  <pic:spPr>
+                    <a:xfrm>
+                      <a:off x="0" y="0"/>
+                      <a:ext cx="5612130" cy="5182870"/>
+                    </a:xfrm>
+                    <a:prstGeom prst="rect">
+                      <a:avLst/>
+                    </a:prstGeom>
+                  </pic:spPr>
+                </pic:pic>
+              </a:graphicData>
+            </a:graphic>
+          </wp:inline>
+        </w:drawing>
+      </w:r>
     </w:p>
     <w:p>
       <w:pPr>
@@ -545,7 +890,7 @@
       </w:r>
     </w:p>
     <w:p>
-      <w:hyperlink r:id="rId9" w:history="1">
+      <w:hyperlink r:id="rId17" w:history="1">
         <w:r>
           <w:rPr>
             <w:rStyle w:val="Hipervnculo"/>
@@ -1225,6 +1570,7 @@
   <w:style w:type="character" w:default="1" w:styleId="Fuentedeprrafopredeter">
     <w:name w:val="Default Paragraph Font"/>
     <w:uiPriority w:val="1"/>
+    <w:semiHidden/>
     <w:unhideWhenUsed/>
   </w:style>
   <w:style w:type="table" w:default="1" w:styleId="Tablanormal">
